--- a/3D_Configurator_Model_Architecture_UA.docx
+++ b/3D_Configurator_Model_Architecture_UA.docx
@@ -318,7 +318,9 @@
         <w:br w:type="textWrapping"/>
         <w:t xml:space="preserve">    ├── slot</w:t>
         <w:br w:type="textWrapping"/>
-        <w:t xml:space="preserve">    │   └── connector_mama  ← куди підключається child</w:t>
+        <w:t xml:space="preserve">    │   ├── connector_mama  ← куди підключається child</w:t>
+        <w:br w:type="textWrapping"/>
+        <w:t xml:space="preserve">    │   └── trigger         ← опційно: дефолт кульки, поки слот порожній</w:t>
         <w:br w:type="textWrapping"/>
         <w:t xml:space="preserve">    │</w:t>
         <w:br w:type="textWrapping"/>
@@ -745,30 +747,30 @@
                 <w:szCs w:val="18"/>
                 <w:rtl w:val="0"/>
               </w:rPr>
-              <w:t xml:space="preserve">connector_papa</w:t>
-            </w:r>
-            <w:r>
-              <w:rPr>
-                <w:rtl w:val="0"/>
-              </w:rPr>
-            </w:r>
-          </w:p>
-        </w:tc>
-        <w:tc>
-          <w:tcPr>
-            <w:vAlign w:val="center"/>
-          </w:tcPr>
-          <w:p>
-            <w:pPr>
-              <w:rPr/>
-            </w:pPr>
-            <w:r>
-              <w:rPr>
-                <w:sz w:val="18"/>
-                <w:szCs w:val="18"/>
-                <w:rtl w:val="0"/>
-              </w:rPr>
-              <w:t xml:space="preserve">Корінь моделі. Точка, якою вона стикується з connector_mama. Обов'язковий — уся модель будується всередині нього.</w:t>
+              <w:t xml:space="preserve">slot.trigger</w:t>
+            </w:r>
+            <w:r>
+              <w:rPr>
+                <w:rtl w:val="0"/>
+              </w:rPr>
+            </w:r>
+          </w:p>
+        </w:tc>
+        <w:tc>
+          <w:tcPr>
+            <w:vAlign w:val="center"/>
+          </w:tcPr>
+          <w:p>
+            <w:pPr>
+              <w:rPr/>
+            </w:pPr>
+            <w:r>
+              <w:rPr>
+                <w:sz w:val="18"/>
+                <w:szCs w:val="18"/>
+                <w:rtl w:val="0"/>
+              </w:rPr>
+              <w:t xml:space="preserve">Необов’язкова точка інтеракції на самому slot. Лежить усередині slot, поруч із connector_mama. Дефолтна позиція кульки, поки слот порожній (не для dangerous).</w:t>
             </w:r>
             <w:r>
               <w:rPr>
@@ -799,30 +801,30 @@
                 <w:szCs w:val="18"/>
                 <w:rtl w:val="0"/>
               </w:rPr>
-              <w:t xml:space="preserve">trigger</w:t>
-            </w:r>
-            <w:r>
-              <w:rPr>
-                <w:rtl w:val="0"/>
-              </w:rPr>
-            </w:r>
-          </w:p>
-        </w:tc>
-        <w:tc>
-          <w:tcPr>
-            <w:vAlign w:val="center"/>
-          </w:tcPr>
-          <w:p>
-            <w:pPr>
-              <w:rPr/>
-            </w:pPr>
-            <w:r>
-              <w:rPr>
-                <w:sz w:val="18"/>
-                <w:szCs w:val="18"/>
-                <w:rtl w:val="0"/>
-              </w:rPr>
-              <w:t xml:space="preserve">Точка інтеракції. Лежить у САМІЙ моделі поруч із геометрією, а не в слоті батька. Задає, де з'явиться кулька вибору, коли цю модель встановлено. Обов'язковий.</w:t>
+              <w:t xml:space="preserve">connector_papa</w:t>
+            </w:r>
+            <w:r>
+              <w:rPr>
+                <w:rtl w:val="0"/>
+              </w:rPr>
+            </w:r>
+          </w:p>
+        </w:tc>
+        <w:tc>
+          <w:tcPr>
+            <w:vAlign w:val="center"/>
+          </w:tcPr>
+          <w:p>
+            <w:pPr>
+              <w:rPr/>
+            </w:pPr>
+            <w:r>
+              <w:rPr>
+                <w:sz w:val="18"/>
+                <w:szCs w:val="18"/>
+                <w:rtl w:val="0"/>
+              </w:rPr>
+              <w:t xml:space="preserve">Корінь моделі. Точка, якою вона стикується з connector_mama. Обов'язковий — уся модель будується всередині нього.</w:t>
             </w:r>
             <w:r>
               <w:rPr>
@@ -853,30 +855,30 @@
                 <w:szCs w:val="18"/>
                 <w:rtl w:val="0"/>
               </w:rPr>
-              <w:t xml:space="preserve">dangerous</w:t>
-            </w:r>
-            <w:r>
-              <w:rPr>
-                <w:rtl w:val="0"/>
-              </w:rPr>
-            </w:r>
-          </w:p>
-        </w:tc>
-        <w:tc>
-          <w:tcPr>
-            <w:vAlign w:val="center"/>
-          </w:tcPr>
-          <w:p>
-            <w:pPr>
-              <w:rPr/>
-            </w:pPr>
-            <w:r>
-              <w:rPr>
-                <w:sz w:val="18"/>
-                <w:szCs w:val="18"/>
-                <w:rtl w:val="0"/>
-              </w:rPr>
-              <w:t xml:space="preserve">Те саме, що trigger, але позначає обов'язковий слот — місце, яке не можна лишити порожнім. Ставиться замість trigger.</w:t>
+              <w:t xml:space="preserve">trigger</w:t>
+            </w:r>
+            <w:r>
+              <w:rPr>
+                <w:rtl w:val="0"/>
+              </w:rPr>
+            </w:r>
+          </w:p>
+        </w:tc>
+        <w:tc>
+          <w:tcPr>
+            <w:vAlign w:val="center"/>
+          </w:tcPr>
+          <w:p>
+            <w:pPr>
+              <w:rPr/>
+            </w:pPr>
+            <w:r>
+              <w:rPr>
+                <w:sz w:val="18"/>
+                <w:szCs w:val="18"/>
+                <w:rtl w:val="0"/>
+              </w:rPr>
+              <w:t xml:space="preserve">Точка інтеракції. Лежить у САМІЙ моделі поруч із геометрією, а не в слоті батька. Задає, де з'явиться кулька вибору, коли цю модель встановлено. Обов'язковий.</w:t>
             </w:r>
             <w:r>
               <w:rPr>
@@ -907,6 +909,60 @@
                 <w:szCs w:val="18"/>
                 <w:rtl w:val="0"/>
               </w:rPr>
+              <w:t xml:space="preserve">dangerous</w:t>
+            </w:r>
+            <w:r>
+              <w:rPr>
+                <w:rtl w:val="0"/>
+              </w:rPr>
+            </w:r>
+          </w:p>
+        </w:tc>
+        <w:tc>
+          <w:tcPr>
+            <w:vAlign w:val="center"/>
+          </w:tcPr>
+          <w:p>
+            <w:pPr>
+              <w:rPr/>
+            </w:pPr>
+            <w:r>
+              <w:rPr>
+                <w:sz w:val="18"/>
+                <w:szCs w:val="18"/>
+                <w:rtl w:val="0"/>
+              </w:rPr>
+              <w:t xml:space="preserve">Те саме, що trigger, але позначає обов'язковий слот — місце, яке не можна лишити порожнім. Ставиться замість trigger.</w:t>
+            </w:r>
+            <w:r>
+              <w:rPr>
+                <w:rtl w:val="0"/>
+              </w:rPr>
+            </w:r>
+          </w:p>
+        </w:tc>
+      </w:tr>
+      <w:tr>
+        <w:trPr>
+          <w:cantSplit w:val="0"/>
+          <w:tblHeader w:val="0"/>
+        </w:trPr>
+        <w:tc>
+          <w:tcPr>
+            <w:vAlign w:val="center"/>
+          </w:tcPr>
+          <w:p>
+            <w:pPr>
+              <w:rPr/>
+            </w:pPr>
+            <w:r>
+              <w:rPr>
+                <w:b w:val="1"/>
+                <w:bCs w:val="1"/>
+                <w:sz w:val="18"/>
+                <w:szCs w:val="18"/>
+                <w:rtl w:val="0"/>
+              </w:rPr>
               <w:t xml:space="preserve">available_models</w:t>
             </w:r>
             <w:r>
@@ -1003,7 +1059,9 @@
         <w:br w:type="textWrapping"/>
         <w:t xml:space="preserve">    ├── left_4_4</w:t>
         <w:br w:type="textWrapping"/>
-        <w:t xml:space="preserve">    │   └── connector_mama.001</w:t>
+        <w:t xml:space="preserve">    │   ├── connector_mama.001</w:t>
+        <w:br w:type="textWrapping"/>
+        <w:t xml:space="preserve">    │   └── trigger          ← опційно: дефолт кульки, поки слот порожній</w:t>
         <w:br w:type="textWrapping"/>
         <w:t xml:space="preserve">    │</w:t>
         <w:br w:type="textWrapping"/>
@@ -1153,10 +1211,10 @@
         <w:rPr>
           <w:rtl w:val="0"/>
         </w:rPr>
-        <w:t xml:space="preserve">Slot не містить trigger або dangerous. Точка інтеракції належить дочірній моделі.</w:t>
-      </w:r>
-    </w:p>
-    <w:p>
+        <w:t xml:space="preserve">Коли слот заповнений, точка інтеракції належить дочірній моделі (її trigger або dangerous), а не самому slot.</w:t>
+      </w:r>
+    </w:p>
+    <w:p w14:paraId="00000034A">
       <w:pPr>
         <w:numPr>
           <w:ilvl w:val="0"/>
@@ -1169,112 +1227,7 @@
         <w:rPr>
           <w:rtl w:val="0"/>
         </w:rPr>
-        <w:t xml:space="preserve">Slot не містить списку доступних моделей. Він задається в адмінці.</w:t>
-      </w:r>
-    </w:p>
-    <w:p>
-      <w:pPr>
-        <w:numPr>
-          <w:ilvl w:val="0"/>
-          <w:numId w:val="1"/>
-        </w:numPr>
-        <w:ind w:left="360"/>
-      </w:pPr>
-      <w:r>
-        <w:rPr>
-          <w:rtl w:val="0"/>
-        </w:rPr>
-        <w:t xml:space="preserve">Імена слотів у межах однієї моделі мають бути різні — інакше їх неможливо розрізнити.</w:t>
-      </w:r>
-    </w:p>
-    <w:p>
-      <w:pPr>
-        <w:pStyle w:val="Heading1"/>
-        <w:rPr/>
-      </w:pPr>
-      <w:r>
-        <w:rPr>
-          <w:rFonts w:ascii="Arial Unicode MS" w:cs="Arial Unicode MS" w:eastAsia="Arial Unicode MS" w:hAnsi="Arial Unicode MS"/>
-          <w:rtl w:val="0"/>
-        </w:rPr>
-        <w:t xml:space="preserve">6. Логіка connector_mama ↔ connector_papa</w:t>
-      </w:r>
-    </w:p>
-    <w:p>
-      <w:pPr>
-        <w:rPr/>
-      </w:pPr>
-      <w:r>
-        <w:rPr>
-          <w:rtl w:val="0"/>
-        </w:rPr>
-        <w:t xml:space="preserve">Сам факт вибору дочірньої моделі ще не визначає її позицію. Для фізичного стикування використовуються дві точки: connector_mama на parent-моделі та connector_papa на child-моделі.</w:t>
-      </w:r>
-    </w:p>
-    <w:p>
-      <w:pPr>
-        <w:spacing w:after="120" w:before="60" w:lineRule="auto"/>
-        <w:ind w:left="216" w:firstLine="0"/>
-        <w:rPr>
-          <w:rFonts w:ascii="Consolas" w:cs="Consolas" w:eastAsia="Consolas" w:hAnsi="Consolas"/>
-          <w:sz w:val="18"/>
-          <w:szCs w:val="18"/>
-        </w:rPr>
-      </w:pPr>
-      <w:r>
-        <w:rPr>
-          <w:rFonts w:ascii="Consolas" w:cs="Consolas" w:eastAsia="Consolas" w:hAnsi="Consolas"/>
-          <w:sz w:val="18"/>
-          <w:szCs w:val="18"/>
-          <w:rtl w:val="0"/>
-        </w:rPr>
-        <w:t xml:space="preserve">Parent Model                         Child Model</w:t>
-        <w:br w:type="textWrapping"/>
-        <w:t xml:space="preserve">  └── slots / slot                     (корінь)</w:t>
-        <w:br w:type="textWrapping"/>
-        <w:t xml:space="preserve">        └── connector_mama   ⇄   connector_papa</w:t>
-        <w:br w:type="textWrapping"/>
-        <w:t xml:space="preserve">                      │</w:t>
-        <w:br w:type="textWrapping"/>
-        <w:t xml:space="preserve">                      └── точки суміщаються,</w:t>
-        <w:br w:type="textWrapping"/>
-        <w:t xml:space="preserve">                          після чого child отримує</w:t>
-        <w:br w:type="textWrapping"/>
-        <w:t xml:space="preserve">                          правильну позицію та орієнтацію</w:t>
-      </w:r>
-    </w:p>
-    <w:p>
-      <w:pPr>
-        <w:rPr/>
-      </w:pPr>
-      <w:r>
-        <w:rPr>
-          <w:rtl w:val="0"/>
-        </w:rPr>
-        <w:t xml:space="preserve">Отже, connector_mama відповідає на питання «куди підключати», а connector_papa — «якою точкою дочірня модель підключається».</w:t>
-      </w:r>
-    </w:p>
-    <w:p>
-      <w:pPr>
-        <w:pStyle w:val="Heading2"/>
-        <w:rPr/>
-      </w:pPr>
-      <w:r>
-        <w:rPr>
-          <w:rtl w:val="0"/>
-        </w:rPr>
-        <w:t xml:space="preserve">Обов'язкове правило</w:t>
-      </w:r>
-    </w:p>
-    <w:p>
-      <w:pPr>
-        <w:rPr/>
-      </w:pPr>
-      <w:r>
-        <w:rPr>
-          <w:rtl w:val="0"/>
-        </w:rPr>
-        <w:t xml:space="preserve">Кожна модель будується всередині connector_papa, і він повинен бути правильно розташований та орієнтований відносно її geometry. Виправити це пізніше не можна: система стикує модель саме за цією точкою.</w:t>
+        <w:t xml:space="preserve">Якщо слот може лишатися порожнім, він додатково може мати власний trigger — необов’язковий об’єкт усередині slot, поруч із connector_mama (див. розділ 7).</w:t>
       </w:r>
     </w:p>
     <w:p>
@@ -1290,7 +1243,112 @@
         <w:rPr>
           <w:rtl w:val="0"/>
         </w:rPr>
-        <w:t xml:space="preserve">Не ставити connector_papa довільно.</w:t>
+        <w:t xml:space="preserve">Slot не містить списку доступних моделей. Він задається в адмінці.</w:t>
+      </w:r>
+    </w:p>
+    <w:p>
+      <w:pPr>
+        <w:numPr>
+          <w:ilvl w:val="0"/>
+          <w:numId w:val="1"/>
+        </w:numPr>
+        <w:ind w:left="360"/>
+      </w:pPr>
+      <w:r>
+        <w:rPr>
+          <w:rtl w:val="0"/>
+        </w:rPr>
+        <w:t xml:space="preserve">Імена слотів у межах однієї моделі мають бути різні — інакше їх неможливо розрізнити.</w:t>
+      </w:r>
+    </w:p>
+    <w:p>
+      <w:pPr>
+        <w:pStyle w:val="Heading1"/>
+        <w:rPr/>
+      </w:pPr>
+      <w:r>
+        <w:rPr>
+          <w:rFonts w:ascii="Arial Unicode MS" w:cs="Arial Unicode MS" w:eastAsia="Arial Unicode MS" w:hAnsi="Arial Unicode MS"/>
+          <w:rtl w:val="0"/>
+        </w:rPr>
+        <w:t xml:space="preserve">6. Логіка connector_mama ↔ connector_papa</w:t>
+      </w:r>
+    </w:p>
+    <w:p>
+      <w:pPr>
+        <w:rPr/>
+      </w:pPr>
+      <w:r>
+        <w:rPr>
+          <w:rtl w:val="0"/>
+        </w:rPr>
+        <w:t xml:space="preserve">Сам факт вибору дочірньої моделі ще не визначає її позицію. Для фізичного стикування використовуються дві точки: connector_mama на parent-моделі та connector_papa на child-моделі.</w:t>
+      </w:r>
+    </w:p>
+    <w:p>
+      <w:pPr>
+        <w:spacing w:after="120" w:before="60" w:lineRule="auto"/>
+        <w:ind w:left="216" w:firstLine="0"/>
+        <w:rPr>
+          <w:rFonts w:ascii="Consolas" w:cs="Consolas" w:eastAsia="Consolas" w:hAnsi="Consolas"/>
+          <w:sz w:val="18"/>
+          <w:szCs w:val="18"/>
+        </w:rPr>
+      </w:pPr>
+      <w:r>
+        <w:rPr>
+          <w:rFonts w:ascii="Consolas" w:cs="Consolas" w:eastAsia="Consolas" w:hAnsi="Consolas"/>
+          <w:sz w:val="18"/>
+          <w:szCs w:val="18"/>
+          <w:rtl w:val="0"/>
+        </w:rPr>
+        <w:t xml:space="preserve">Parent Model                         Child Model</w:t>
+        <w:br w:type="textWrapping"/>
+        <w:t xml:space="preserve">  └── slots / slot                     (корінь)</w:t>
+        <w:br w:type="textWrapping"/>
+        <w:t xml:space="preserve">        └── connector_mama   ⇄   connector_papa</w:t>
+        <w:br w:type="textWrapping"/>
+        <w:t xml:space="preserve">                      │</w:t>
+        <w:br w:type="textWrapping"/>
+        <w:t xml:space="preserve">                      └── точки суміщаються,</w:t>
+        <w:br w:type="textWrapping"/>
+        <w:t xml:space="preserve">                          після чого child отримує</w:t>
+        <w:br w:type="textWrapping"/>
+        <w:t xml:space="preserve">                          правильну позицію та орієнтацію</w:t>
+      </w:r>
+    </w:p>
+    <w:p>
+      <w:pPr>
+        <w:rPr/>
+      </w:pPr>
+      <w:r>
+        <w:rPr>
+          <w:rtl w:val="0"/>
+        </w:rPr>
+        <w:t xml:space="preserve">Отже, connector_mama відповідає на питання «куди підключати», а connector_papa — «якою точкою дочірня модель підключається».</w:t>
+      </w:r>
+    </w:p>
+    <w:p>
+      <w:pPr>
+        <w:pStyle w:val="Heading2"/>
+        <w:rPr/>
+      </w:pPr>
+      <w:r>
+        <w:rPr>
+          <w:rtl w:val="0"/>
+        </w:rPr>
+        <w:t xml:space="preserve">Обов'язкове правило</w:t>
+      </w:r>
+    </w:p>
+    <w:p>
+      <w:pPr>
+        <w:rPr/>
+      </w:pPr>
+      <w:r>
+        <w:rPr>
+          <w:rtl w:val="0"/>
+        </w:rPr>
+        <w:t xml:space="preserve">Кожна модель будується всередині connector_papa, і він повинен бути правильно розташований та орієнтований відносно її geometry. Виправити це пізніше не можна: система стикує модель саме за цією точкою.</w:t>
       </w:r>
     </w:p>
     <w:p>
@@ -1306,7 +1364,7 @@
         <w:rPr>
           <w:rtl w:val="0"/>
         </w:rPr>
-        <w:t xml:space="preserve">Не змінювати orientation connector-а без погодження єдиного правила осей.</w:t>
+        <w:t xml:space="preserve">Не ставити connector_papa довільно.</w:t>
       </w:r>
     </w:p>
     <w:p>
@@ -1322,221 +1380,7 @@
         <w:rPr>
           <w:rtl w:val="0"/>
         </w:rPr>
-        <w:t xml:space="preserve">Візуально перевіряти стикування з тестовим connector_mama.</w:t>
-      </w:r>
-    </w:p>
-    <w:p>
-      <w:pPr>
-        <w:numPr>
-          <w:ilvl w:val="0"/>
-          <w:numId w:val="1"/>
-        </w:numPr>
-        <w:ind w:left="360"/>
-      </w:pPr>
-      <w:r>
-        <w:rPr>
-          <w:rtl w:val="0"/>
-        </w:rPr>
-        <w:t xml:space="preserve">Модель повинна мати рівно один connector_papa.</w:t>
-      </w:r>
-    </w:p>
-    <w:p>
-      <w:pPr>
-        <w:pStyle w:val="Heading1"/>
-        <w:rPr/>
-      </w:pPr>
-      <w:r>
-        <w:br w:type="page"/>
-      </w:r>
-      <w:r>
-        <w:rPr>
-          <w:rtl w:val="0"/>
-        </w:rPr>
-      </w:r>
-    </w:p>
-    <w:p>
-      <w:pPr>
-        <w:pStyle w:val="Heading1"/>
-        <w:rPr/>
-      </w:pPr>
-      <w:r>
-        <w:rPr>
-          <w:rtl w:val="0"/>
-        </w:rPr>
-        <w:t xml:space="preserve">7. Trigger — логіка інтеракції</w:t>
-      </w:r>
-    </w:p>
-    <w:p>
-      <w:pPr>
-        <w:rPr/>
-      </w:pPr>
-      <w:r>
-        <w:rPr>
-          <w:rtl w:val="0"/>
-        </w:rPr>
-        <w:t xml:space="preserve">Trigger не є фізичною точкою стикування. Він визначає, де в сцені з'явиться кулька, якою користувач відкриває вибір моделі для слота.</w:t>
-      </w:r>
-    </w:p>
-    <w:p>
-      <w:pPr>
-        <w:rPr/>
-      </w:pPr>
-      <w:r>
-        <w:rPr>
-          <w:rtl w:val="0"/>
-        </w:rPr>
-        <w:t xml:space="preserve">Ключова відмінність від старої схеми: trigger належить дочірній моделі, а не слоту батька. Тому кулька стоїть там, де це доречно для конкретної встановленої моделі, і переїжджає разом із нею при зміні вибору.</w:t>
-      </w:r>
-    </w:p>
-    <w:p>
-      <w:pPr>
-        <w:spacing w:after="120" w:before="60" w:lineRule="auto"/>
-        <w:ind w:left="216" w:firstLine="0"/>
-        <w:rPr>
-          <w:rFonts w:ascii="Consolas" w:cs="Consolas" w:eastAsia="Consolas" w:hAnsi="Consolas"/>
-          <w:sz w:val="18"/>
-          <w:szCs w:val="18"/>
-        </w:rPr>
-      </w:pPr>
-      <w:r>
-        <w:rPr>
-          <w:rFonts w:ascii="Consolas" w:cs="Consolas" w:eastAsia="Consolas" w:hAnsi="Consolas"/>
-          <w:sz w:val="18"/>
-          <w:szCs w:val="18"/>
-          <w:rtl w:val="0"/>
-        </w:rPr>
-        <w:t xml:space="preserve">trigger лежить поруч із connector_papa</w:t>
-        <w:br w:type="textWrapping"/>
-        <w:t xml:space="preserve">  ↓</w:t>
-        <w:br w:type="textWrapping"/>
-        <w:t xml:space="preserve">його позиція зчитується ВІДНОСНО connector_papa</w:t>
-        <w:br w:type="textWrapping"/>
-        <w:t xml:space="preserve">  ↓</w:t>
-        <w:br w:type="textWrapping"/>
-        <w:t xml:space="preserve">модель стає у слот (mama ⇄ papa)</w:t>
-        <w:br w:type="textWrapping"/>
-        <w:t xml:space="preserve">  ↓</w:t>
-        <w:br w:type="textWrapping"/>
-        <w:t xml:space="preserve">кулька малюється у точці trigger цієї моделі</w:t>
-        <w:br w:type="textWrapping"/>
-        <w:t xml:space="preserve">  ↓</w:t>
-        <w:br w:type="textWrapping"/>
-        <w:t xml:space="preserve">користувач клікає та вибирає іншу модель</w:t>
-        <w:br w:type="textWrapping"/>
-        <w:t xml:space="preserve">  ↓</w:t>
-        <w:br w:type="textWrapping"/>
-        <w:t xml:space="preserve">кулька переходить у trigger нової моделі</w:t>
-      </w:r>
-    </w:p>
-    <w:p>
-      <w:pPr>
-        <w:rPr/>
-      </w:pPr>
-      <w:r>
-        <w:rPr>
-          <w:rtl w:val="0"/>
-        </w:rPr>
-        <w:t xml:space="preserve">Оскільки позиція зберігається відносно connector_papa, одна й та сама модель коректно показує кульку в будь-якому слоті, куди її вставили.</w:t>
-      </w:r>
-    </w:p>
-    <w:p>
-      <w:pPr>
-        <w:pStyle w:val="Heading2"/>
-        <w:rPr/>
-      </w:pPr>
-      <w:r>
-        <w:rPr>
-          <w:rtl w:val="0"/>
-        </w:rPr>
-        <w:t xml:space="preserve">Trigger потрібен завжди</w:t>
-      </w:r>
-    </w:p>
-    <w:p>
-      <w:pPr>
-        <w:rPr/>
-      </w:pPr>
-      <w:r>
-        <w:rPr>
-          <w:rtl w:val="0"/>
-        </w:rPr>
-        <w:t xml:space="preserve">Trigger ставиться навіть тоді, коли модель зараз нікуди не вставляється. Її можуть додати до слота пізніше — і без trigger користувач не зможе замінити її на іншу. Модель без trigger у слоті стає незмінною.</w:t>
-      </w:r>
-    </w:p>
-    <w:p>
-      <w:pPr>
-        <w:pStyle w:val="Heading2"/>
-        <w:rPr/>
-      </w:pPr>
-      <w:r>
-        <w:rPr>
-          <w:rtl w:val="0"/>
-        </w:rPr>
-        <w:t xml:space="preserve">dangerous — обов'язковий слот</w:t>
-      </w:r>
-    </w:p>
-    <w:p>
-      <w:pPr>
-        <w:rPr/>
-      </w:pPr>
-      <w:r>
-        <w:rPr>
-          <w:rtl w:val="0"/>
-        </w:rPr>
-        <w:t xml:space="preserve">Якщо місце, яке займає модель, не може лишатися порожнім, замість trigger ставиться dangerous. Він працює так само — та сама позиція, та сама роль точки інтеракції, — але позначає, що цей слот обов'язковий і його не можна лишити незаповненим.</w:t>
-      </w:r>
-    </w:p>
-    <w:p>
-      <w:pPr>
-        <w:spacing w:after="120" w:before="60" w:lineRule="auto"/>
-        <w:ind w:left="216" w:firstLine="0"/>
-        <w:rPr>
-          <w:rFonts w:ascii="Consolas" w:cs="Consolas" w:eastAsia="Consolas" w:hAnsi="Consolas"/>
-          <w:sz w:val="18"/>
-          <w:szCs w:val="18"/>
-        </w:rPr>
-      </w:pPr>
-      <w:r>
-        <w:rPr>
-          <w:rFonts w:ascii="Consolas" w:cs="Consolas" w:eastAsia="Consolas" w:hAnsi="Consolas"/>
-          <w:sz w:val="18"/>
-          <w:szCs w:val="18"/>
-          <w:rtl w:val="0"/>
-        </w:rPr>
-        <w:t xml:space="preserve">connector_papa</w:t>
-        <w:br w:type="textWrapping"/>
-        <w:t xml:space="preserve">├── geometry / mesh</w:t>
-        <w:br w:type="textWrapping"/>
-        <w:t xml:space="preserve">└── trigger        ← звичайний слот: можна лишити порожнім</w:t>
-        <w:br w:type="textWrapping"/>
-        <w:br w:type="textWrapping"/>
-        <w:t xml:space="preserve">connector_papa</w:t>
-        <w:br w:type="textWrapping"/>
-        <w:t xml:space="preserve">├── geometry / mesh</w:t>
-        <w:br w:type="textWrapping"/>
-        <w:t xml:space="preserve">└── dangerous      ← обов'язковий слот: щось тут стояти мусить</w:t>
-      </w:r>
-    </w:p>
-    <w:p>
-      <w:pPr>
-        <w:rPr/>
-      </w:pPr>
-      <w:r>
-        <w:rPr>
-          <w:rtl w:val="0"/>
-        </w:rPr>
-        <w:t xml:space="preserve">У моделі ставиться або trigger, або dangerous — не обидва одночасно.</w:t>
-      </w:r>
-    </w:p>
-    <w:p>
-      <w:pPr>
-        <w:pStyle w:val="Heading2"/>
-        <w:rPr/>
-      </w:pPr>
-      <w:r>
-        <w:rPr>
-          <w:rtl w:val="0"/>
-        </w:rPr>
-        <w:t xml:space="preserve">Коли кулька не малюється</w:t>
+        <w:t xml:space="preserve">Не змінювати orientation connector-а без погодження єдиного правила осей.</w:t>
       </w:r>
     </w:p>
     <w:p>
@@ -1552,7 +1396,7 @@
         <w:rPr>
           <w:rtl w:val="0"/>
         </w:rPr>
-        <w:t xml:space="preserve">Слот, у якому доступна лише одна модель — вибирати нема з чого.</w:t>
+        <w:t xml:space="preserve">Візуально перевіряти стикування з тестовим connector_mama.</w:t>
       </w:r>
     </w:p>
     <w:p>
@@ -1567,7 +1411,363 @@
         <w:rPr>
           <w:rtl w:val="0"/>
         </w:rPr>
+        <w:t xml:space="preserve">Модель повинна мати рівно один connector_papa.</w:t>
+      </w:r>
+    </w:p>
+    <w:p>
+      <w:pPr>
+        <w:pStyle w:val="Heading1"/>
+        <w:rPr/>
+      </w:pPr>
+      <w:r>
+        <w:br w:type="page"/>
+      </w:r>
+      <w:r>
+        <w:rPr>
+          <w:rtl w:val="0"/>
+        </w:rPr>
+      </w:r>
+    </w:p>
+    <w:p>
+      <w:pPr>
+        <w:pStyle w:val="Heading1"/>
+        <w:rPr/>
+      </w:pPr>
+      <w:r>
+        <w:rPr>
+          <w:rtl w:val="0"/>
+        </w:rPr>
+        <w:t xml:space="preserve">7. Trigger — логіка інтеракції</w:t>
+      </w:r>
+    </w:p>
+    <w:p>
+      <w:pPr>
+        <w:rPr/>
+      </w:pPr>
+      <w:r>
+        <w:rPr>
+          <w:rtl w:val="0"/>
+        </w:rPr>
+        <w:t xml:space="preserve">Trigger не є фізичною точкою стикування. Він визначає, де в сцені з'явиться кулька, якою користувач відкриває вибір моделі для слота.</w:t>
+      </w:r>
+    </w:p>
+    <w:p>
+      <w:pPr>
+        <w:rPr/>
+      </w:pPr>
+      <w:r>
+        <w:rPr>
+          <w:rtl w:val="0"/>
+        </w:rPr>
+        <w:t xml:space="preserve">Ключова відмінність від старої схеми: trigger належить дочірній моделі, а не слоту батька. Тому кулька стоїть там, де це доречно для конкретної встановленої моделі, і переїжджає разом із нею при зміні вибору.</w:t>
+      </w:r>
+    </w:p>
+    <w:p>
+      <w:pPr>
+        <w:spacing w:after="120" w:before="60" w:lineRule="auto"/>
+        <w:ind w:left="216" w:firstLine="0"/>
+        <w:rPr>
+          <w:rFonts w:ascii="Consolas" w:cs="Consolas" w:eastAsia="Consolas" w:hAnsi="Consolas"/>
+          <w:sz w:val="18"/>
+          <w:szCs w:val="18"/>
+        </w:rPr>
+      </w:pPr>
+      <w:r>
+        <w:rPr>
+          <w:rFonts w:ascii="Consolas" w:cs="Consolas" w:eastAsia="Consolas" w:hAnsi="Consolas"/>
+          <w:sz w:val="18"/>
+          <w:szCs w:val="18"/>
+          <w:rtl w:val="0"/>
+        </w:rPr>
+        <w:t xml:space="preserve">trigger лежить поруч із connector_papa</w:t>
+        <w:br w:type="textWrapping"/>
+        <w:t xml:space="preserve">  ↓</w:t>
+        <w:br w:type="textWrapping"/>
+        <w:t xml:space="preserve">його позиція зчитується ВІДНОСНО connector_papa</w:t>
+        <w:br w:type="textWrapping"/>
+        <w:t xml:space="preserve">  ↓</w:t>
+        <w:br w:type="textWrapping"/>
+        <w:t xml:space="preserve">модель стає у слот (mama ⇄ papa)</w:t>
+        <w:br w:type="textWrapping"/>
+        <w:t xml:space="preserve">  ↓</w:t>
+        <w:br w:type="textWrapping"/>
+        <w:t xml:space="preserve">кулька малюється у точці trigger цієї моделі</w:t>
+        <w:br w:type="textWrapping"/>
+        <w:t xml:space="preserve">  ↓</w:t>
+        <w:br w:type="textWrapping"/>
+        <w:t xml:space="preserve">користувач клікає та вибирає іншу модель</w:t>
+        <w:br w:type="textWrapping"/>
+        <w:t xml:space="preserve">  ↓</w:t>
+        <w:br w:type="textWrapping"/>
+        <w:t xml:space="preserve">кулька переходить у trigger нової моделі</w:t>
+      </w:r>
+    </w:p>
+    <w:p>
+      <w:pPr>
+        <w:rPr/>
+      </w:pPr>
+      <w:r>
+        <w:rPr>
+          <w:rtl w:val="0"/>
+        </w:rPr>
+        <w:t xml:space="preserve">Оскільки позиція зберігається відносно connector_papa, одна й та сама модель коректно показує кульку в будь-якому слоті, куди її вставили.</w:t>
+      </w:r>
+    </w:p>
+    <w:p>
+      <w:pPr>
+        <w:pStyle w:val="Heading2"/>
+        <w:rPr/>
+      </w:pPr>
+      <w:r>
+        <w:rPr>
+          <w:rtl w:val="0"/>
+        </w:rPr>
+        <w:t xml:space="preserve">Trigger потрібен завжди</w:t>
+      </w:r>
+    </w:p>
+    <w:p>
+      <w:pPr>
+        <w:rPr/>
+      </w:pPr>
+      <w:r>
+        <w:rPr>
+          <w:rtl w:val="0"/>
+        </w:rPr>
+        <w:t xml:space="preserve">Trigger ставиться навіть тоді, коли модель зараз нікуди не вставляється. Її можуть додати до слота пізніше — і без trigger користувач не зможе замінити її на іншу. Модель без trigger у слоті стає незмінною.</w:t>
+      </w:r>
+    </w:p>
+    <w:p>
+      <w:pPr>
+        <w:pStyle w:val="Heading2"/>
+        <w:rPr/>
+      </w:pPr>
+      <w:r>
+        <w:rPr>
+          <w:rtl w:val="0"/>
+        </w:rPr>
+        <w:t xml:space="preserve">dangerous — обов'язковий слот</w:t>
+      </w:r>
+    </w:p>
+    <w:p>
+      <w:pPr>
+        <w:rPr/>
+      </w:pPr>
+      <w:r>
+        <w:rPr>
+          <w:rtl w:val="0"/>
+        </w:rPr>
+        <w:t xml:space="preserve">Якщо місце, яке займає модель, не може лишатися порожнім, замість trigger ставиться dangerous. Він працює так само — та сама позиція, та сама роль точки інтеракції, — але позначає, що цей слот обов'язковий і його не можна лишити незаповненим.</w:t>
+      </w:r>
+    </w:p>
+    <w:p>
+      <w:pPr>
+        <w:spacing w:after="120" w:before="60" w:lineRule="auto"/>
+        <w:ind w:left="216" w:firstLine="0"/>
+        <w:rPr>
+          <w:rFonts w:ascii="Consolas" w:cs="Consolas" w:eastAsia="Consolas" w:hAnsi="Consolas"/>
+          <w:sz w:val="18"/>
+          <w:szCs w:val="18"/>
+        </w:rPr>
+      </w:pPr>
+      <w:r>
+        <w:rPr>
+          <w:rFonts w:ascii="Consolas" w:cs="Consolas" w:eastAsia="Consolas" w:hAnsi="Consolas"/>
+          <w:sz w:val="18"/>
+          <w:szCs w:val="18"/>
+          <w:rtl w:val="0"/>
+        </w:rPr>
+        <w:t xml:space="preserve">connector_papa</w:t>
+        <w:br w:type="textWrapping"/>
+        <w:t xml:space="preserve">├── geometry / mesh</w:t>
+        <w:br w:type="textWrapping"/>
+        <w:t xml:space="preserve">└── trigger        ← звичайний слот: можна лишити порожнім</w:t>
+        <w:br w:type="textWrapping"/>
+        <w:br w:type="textWrapping"/>
+        <w:t xml:space="preserve">connector_papa</w:t>
+        <w:br w:type="textWrapping"/>
+        <w:t xml:space="preserve">├── geometry / mesh</w:t>
+        <w:br w:type="textWrapping"/>
+        <w:t xml:space="preserve">└── dangerous      ← обов'язковий слот: щось тут стояти мусить</w:t>
+      </w:r>
+    </w:p>
+    <w:p>
+      <w:pPr>
+        <w:rPr/>
+      </w:pPr>
+      <w:r>
+        <w:rPr>
+          <w:rtl w:val="0"/>
+        </w:rPr>
+        <w:t xml:space="preserve">У моделі ставиться або trigger, або dangerous — не обидва одночасно.</w:t>
+      </w:r>
+    </w:p>
+    <w:p>
+      <w:pPr>
+        <w:pStyle w:val="Heading2"/>
+        <w:rPr/>
+      </w:pPr>
+      <w:r>
+        <w:rPr>
+          <w:rtl w:val="0"/>
+        </w:rPr>
+        <w:t xml:space="preserve">Slot trigger — дефолтна кулька для порожнього слота</w:t>
+      </w:r>
+    </w:p>
+    <w:p>
+      <w:pPr>
+        <w:rPr/>
+      </w:pPr>
+      <w:r>
+        <w:rPr>
+          <w:rtl w:val="0"/>
+        </w:rPr>
+        <w:t xml:space="preserve">Коли слот необов’язковий (не dangerous) і зараз у ньому нічого не встановлено, кульку показувати нічим — у слота немає дочірньої моделі, а отже немає і її trigger. Для цього випадку slot може мати власний, окремий trigger.</w:t>
+      </w:r>
+    </w:p>
+    <w:p>
+      <w:pPr>
+        <w:numPr>
+          <w:ilvl w:val="0"/>
+          <w:numId w:val="1"/>
+        </w:numPr>
+        <w:spacing w:after="0" w:lineRule="auto"/>
+        <w:ind w:left="360"/>
+      </w:pPr>
+      <w:r>
+        <w:rPr>
+          <w:rtl w:val="0"/>
+        </w:rPr>
+        <w:t xml:space="preserve">slot.trigger — необов’язковий об’єкт усередині slot, поруч із connector_mama. Задає позицію кульки, поки слот порожній.</w:t>
+      </w:r>
+    </w:p>
+    <w:p>
+      <w:pPr>
+        <w:numPr>
+          <w:ilvl w:val="0"/>
+          <w:numId w:val="1"/>
+        </w:numPr>
+        <w:spacing w:after="0" w:lineRule="auto"/>
+        <w:ind w:left="360"/>
+      </w:pPr>
+      <w:r>
+        <w:rPr>
+          <w:rtl w:val="0"/>
+        </w:rPr>
+        <w:t xml:space="preserve">Як тільки в слот встановлено модель, кулька переходить у trigger (або dangerous) цієї моделі — так само, як описано вище. slot.trigger більше не використовується, доки слот знову не спорожніє.</w:t>
+      </w:r>
+    </w:p>
+    <w:p>
+      <w:pPr>
+        <w:numPr>
+          <w:ilvl w:val="0"/>
+          <w:numId w:val="1"/>
+        </w:numPr>
+        <w:spacing w:after="0" w:lineRule="auto"/>
+        <w:ind w:left="360"/>
+      </w:pPr>
+      <w:r>
+        <w:rPr>
+          <w:rtl w:val="0"/>
+        </w:rPr>
+        <w:t xml:space="preserve">Для dangerous-слотів slot.trigger не потрібен: такий слот не може лишатися порожнім, тому дефолтна модель встановлюється одразу, і кулька одразу читається з її dangerous.</w:t>
+      </w:r>
+    </w:p>
+    <w:p>
+      <w:pPr>
+        <w:numPr>
+          <w:ilvl w:val="0"/>
+          <w:numId w:val="1"/>
+        </w:numPr>
+        <w:spacing w:after="0" w:lineRule="auto"/>
+        <w:ind w:left="360"/>
+      </w:pPr>
+      <w:r>
+        <w:rPr>
+          <w:rtl w:val="0"/>
+        </w:rPr>
+        <w:t xml:space="preserve">Якщо slot.trigger не заданий, а слот порожній і модель за замовчуванням не задана в адмінці — кулька для цього слота не малюється, доки художник або адміністратор не додасть модель.</w:t>
+      </w:r>
+    </w:p>
+    <w:p>
+      <w:pPr>
+        <w:spacing w:after="120" w:before="60" w:lineRule="auto"/>
+        <w:ind w:left="216" w:firstLine="0"/>
+        <w:rPr>
+          <w:rFonts w:ascii="Consolas" w:cs="Consolas" w:eastAsia="Consolas" w:hAnsi="Consolas"/>
+          <w:sz w:val="18"/>
+          <w:szCs w:val="18"/>
+        </w:rPr>
+      </w:pPr>
+      <w:r>
+        <w:rPr>
+          <w:rFonts w:ascii="Consolas" w:cs="Consolas" w:eastAsia="Consolas" w:hAnsi="Consolas"/>
+          <w:sz w:val="18"/>
+          <w:szCs w:val="18"/>
+          <w:rtl w:val="0"/>
+        </w:rPr>
+        <w:t xml:space="preserve">slot</w:t>
+        <w:br w:type="textWrapping"/>
+        <w:t xml:space="preserve">├── connector_mama          ← куди підключається child</w:t>
+        <w:br w:type="textWrapping"/>
+        <w:t xml:space="preserve">└── trigger                 ← необов’язковий: дефолт, поки слот порожній</w:t>
+      </w:r>
+    </w:p>
+    <w:p>
+      <w:pPr>
+        <w:pStyle w:val="Heading2"/>
+        <w:rPr/>
+      </w:pPr>
+      <w:r>
+        <w:rPr>
+          <w:rtl w:val="0"/>
+        </w:rPr>
+        <w:t xml:space="preserve">Коли кулька не малюється</w:t>
+      </w:r>
+    </w:p>
+    <w:p>
+      <w:pPr>
+        <w:numPr>
+          <w:ilvl w:val="0"/>
+          <w:numId w:val="1"/>
+        </w:numPr>
+        <w:spacing w:after="0" w:lineRule="auto"/>
+        <w:ind w:left="360"/>
+      </w:pPr>
+      <w:r>
+        <w:rPr>
+          <w:rtl w:val="0"/>
+        </w:rPr>
+        <w:t xml:space="preserve">Слот, у якому доступна лише одна модель — вибирати нема з чого.</w:t>
+      </w:r>
+    </w:p>
+    <w:p>
+      <w:pPr>
+        <w:numPr>
+          <w:ilvl w:val="0"/>
+          <w:numId w:val="1"/>
+        </w:numPr>
+        <w:ind w:left="360"/>
+      </w:pPr>
+      <w:r>
+        <w:rPr>
+          <w:rtl w:val="0"/>
+        </w:rPr>
         <w:t xml:space="preserve">Слот без жодної доступної моделі.</w:t>
+      </w:r>
+    </w:p>
+    <w:p w14:paraId="0000004F1">
+      <w:pPr>
+        <w:numPr>
+          <w:ilvl w:val="0"/>
+          <w:numId w:val="1"/>
+        </w:numPr>
+        <w:ind w:left="360"/>
+      </w:pPr>
+      <w:r>
+        <w:rPr>
+          <w:rtl w:val="0"/>
+        </w:rPr>
+        <w:t xml:space="preserve">Слот порожній, і в slot не заданий власний trigger — див. «Slot trigger» вище.</w:t>
       </w:r>
     </w:p>
     <w:p>
@@ -2260,6 +2460,22 @@
         <w:rPr>
           <w:rtl w:val="0"/>
         </w:rPr>
+        <w:t xml:space="preserve">Якщо дефолту немає і слот лишився порожнім — кулька малюється в позиції slot.trigger, якщо він заданий.</w:t>
+      </w:r>
+    </w:p>
+    <w:p>
+      <w:pPr>
+        <w:numPr>
+          <w:ilvl w:val="0"/>
+          <w:numId w:val="2"/>
+        </w:numPr>
+        <w:spacing w:after="0" w:lineRule="auto"/>
+        <w:ind w:left="360"/>
+      </w:pPr>
+      <w:r>
+        <w:rPr>
+          <w:rtl w:val="0"/>
+        </w:rPr>
         <w:t xml:space="preserve">Якщо в слоті доступна лише одна модель — вибирати нема з чого, кулька не малюється.</w:t>
       </w:r>
     </w:p>
@@ -2687,7 +2903,7 @@
                 <w:szCs w:val="18"/>
                 <w:rtl w:val="0"/>
               </w:rPr>
-              <w:t xml:space="preserve">Slot з однією доступною моделлю</w:t>
+              <w:t xml:space="preserve">Порожній необов’язковий slot зі своїм slot.trigger</w:t>
             </w:r>
             <w:r>
               <w:rPr>
@@ -2733,7 +2949,7 @@
                 <w:szCs w:val="18"/>
                 <w:rtl w:val="0"/>
               </w:rPr>
-              <w:t xml:space="preserve">Модель ставиться, кулька не малюється.</w:t>
+              <w:t xml:space="preserve">Кулька малюється в позиції slot.trigger; клік відкриває вибір моделі для цього слота.</w:t>
             </w:r>
             <w:r>
               <w:rPr>
@@ -2764,7 +2980,7 @@
                 <w:szCs w:val="18"/>
                 <w:rtl w:val="0"/>
               </w:rPr>
-              <w:t xml:space="preserve">Одна модель з кількома slots</w:t>
+              <w:t xml:space="preserve">Slot з однією доступною моделлю</w:t>
             </w:r>
             <w:r>
               <w:rPr>
@@ -2810,7 +3026,7 @@
                 <w:szCs w:val="18"/>
                 <w:rtl w:val="0"/>
               </w:rPr>
-              <w:t xml:space="preserve">Кожен slot незалежний.</w:t>
+              <w:t xml:space="preserve">Модель ставиться, кулька не малюється.</w:t>
             </w:r>
             <w:r>
               <w:rPr>
@@ -2841,53 +3057,53 @@
                 <w:szCs w:val="18"/>
                 <w:rtl w:val="0"/>
               </w:rPr>
-              <w:t xml:space="preserve">Модель без connector_papa</w:t>
-            </w:r>
-            <w:r>
-              <w:rPr>
-                <w:rtl w:val="0"/>
-              </w:rPr>
-            </w:r>
-          </w:p>
-        </w:tc>
-        <w:tc>
-          <w:tcPr>
-            <w:vAlign w:val="center"/>
-          </w:tcPr>
-          <w:p>
-            <w:pPr>
-              <w:rPr/>
-            </w:pPr>
-            <w:r>
-              <w:rPr>
-                <w:sz w:val="18"/>
-                <w:szCs w:val="18"/>
-                <w:rtl w:val="0"/>
-              </w:rPr>
-              <w:t xml:space="preserve">Ні</w:t>
-            </w:r>
-            <w:r>
-              <w:rPr>
-                <w:rtl w:val="0"/>
-              </w:rPr>
-            </w:r>
-          </w:p>
-        </w:tc>
-        <w:tc>
-          <w:tcPr>
-            <w:vAlign w:val="center"/>
-          </w:tcPr>
-          <w:p>
-            <w:pPr>
-              <w:rPr/>
-            </w:pPr>
-            <w:r>
-              <w:rPr>
-                <w:sz w:val="18"/>
-                <w:szCs w:val="18"/>
-                <w:rtl w:val="0"/>
-              </w:rPr>
-              <w:t xml:space="preserve">Уся модель будується всередині connector_papa — без нього немає кореня.</w:t>
+              <w:t xml:space="preserve">Одна модель з кількома slots</w:t>
+            </w:r>
+            <w:r>
+              <w:rPr>
+                <w:rtl w:val="0"/>
+              </w:rPr>
+            </w:r>
+          </w:p>
+        </w:tc>
+        <w:tc>
+          <w:tcPr>
+            <w:vAlign w:val="center"/>
+          </w:tcPr>
+          <w:p>
+            <w:pPr>
+              <w:rPr/>
+            </w:pPr>
+            <w:r>
+              <w:rPr>
+                <w:sz w:val="18"/>
+                <w:szCs w:val="18"/>
+                <w:rtl w:val="0"/>
+              </w:rPr>
+              <w:t xml:space="preserve">Так</w:t>
+            </w:r>
+            <w:r>
+              <w:rPr>
+                <w:rtl w:val="0"/>
+              </w:rPr>
+            </w:r>
+          </w:p>
+        </w:tc>
+        <w:tc>
+          <w:tcPr>
+            <w:vAlign w:val="center"/>
+          </w:tcPr>
+          <w:p>
+            <w:pPr>
+              <w:rPr/>
+            </w:pPr>
+            <w:r>
+              <w:rPr>
+                <w:sz w:val="18"/>
+                <w:szCs w:val="18"/>
+                <w:rtl w:val="0"/>
+              </w:rPr>
+              <w:t xml:space="preserve">Кожен slot незалежний.</w:t>
             </w:r>
             <w:r>
               <w:rPr>
@@ -2918,7 +3134,7 @@
                 <w:szCs w:val="18"/>
                 <w:rtl w:val="0"/>
               </w:rPr>
-              <w:t xml:space="preserve">Модель без trigger / dangerous</w:t>
+              <w:t xml:space="preserve">Модель без connector_papa</w:t>
             </w:r>
             <w:r>
               <w:rPr>
@@ -2964,7 +3180,7 @@
                 <w:szCs w:val="18"/>
                 <w:rtl w:val="0"/>
               </w:rPr>
-              <w:t xml:space="preserve">Навіть якщо зараз модель нікуди не вставляється, її можуть додати до слота пізніше — і тоді не буде чим її замінити.</w:t>
+              <w:t xml:space="preserve">Уся модель будується всередині connector_papa — без нього немає кореня.</w:t>
             </w:r>
             <w:r>
               <w:rPr>
@@ -2995,7 +3211,7 @@
                 <w:szCs w:val="18"/>
                 <w:rtl w:val="0"/>
               </w:rPr>
-              <w:t xml:space="preserve">Два connector_papa в моделі</w:t>
+              <w:t xml:space="preserve">Модель без trigger / dangerous</w:t>
             </w:r>
             <w:r>
               <w:rPr>
@@ -3041,7 +3257,7 @@
                 <w:szCs w:val="18"/>
                 <w:rtl w:val="0"/>
               </w:rPr>
-              <w:t xml:space="preserve">Помилка розбору — очікується рівно один.</w:t>
+              <w:t xml:space="preserve">Навіть якщо зараз модель нікуди не вставляється, її можуть додати до слота пізніше — і тоді не буде чим її замінити.</w:t>
             </w:r>
             <w:r>
               <w:rPr>
@@ -3072,7 +3288,7 @@
                 <w:szCs w:val="18"/>
                 <w:rtl w:val="0"/>
               </w:rPr>
-              <w:t xml:space="preserve">Два trigger в моделі</w:t>
+              <w:t xml:space="preserve">Два connector_papa в моделі</w:t>
             </w:r>
             <w:r>
               <w:rPr>
@@ -3118,7 +3334,7 @@
                 <w:szCs w:val="18"/>
                 <w:rtl w:val="0"/>
               </w:rPr>
-              <w:t xml:space="preserve">Помилка розбору — очікується один trigger або один dangerous.</w:t>
+              <w:t xml:space="preserve">Помилка розбору — очікується рівно один.</w:t>
             </w:r>
             <w:r>
               <w:rPr>
@@ -3149,6 +3365,83 @@
                 <w:szCs w:val="18"/>
                 <w:rtl w:val="0"/>
               </w:rPr>
+              <w:t xml:space="preserve">Два trigger в моделі</w:t>
+            </w:r>
+            <w:r>
+              <w:rPr>
+                <w:rtl w:val="0"/>
+              </w:rPr>
+            </w:r>
+          </w:p>
+        </w:tc>
+        <w:tc>
+          <w:tcPr>
+            <w:vAlign w:val="center"/>
+          </w:tcPr>
+          <w:p>
+            <w:pPr>
+              <w:rPr/>
+            </w:pPr>
+            <w:r>
+              <w:rPr>
+                <w:sz w:val="18"/>
+                <w:szCs w:val="18"/>
+                <w:rtl w:val="0"/>
+              </w:rPr>
+              <w:t xml:space="preserve">Ні</w:t>
+            </w:r>
+            <w:r>
+              <w:rPr>
+                <w:rtl w:val="0"/>
+              </w:rPr>
+            </w:r>
+          </w:p>
+        </w:tc>
+        <w:tc>
+          <w:tcPr>
+            <w:vAlign w:val="center"/>
+          </w:tcPr>
+          <w:p>
+            <w:pPr>
+              <w:rPr/>
+            </w:pPr>
+            <w:r>
+              <w:rPr>
+                <w:sz w:val="18"/>
+                <w:szCs w:val="18"/>
+                <w:rtl w:val="0"/>
+              </w:rPr>
+              <w:t xml:space="preserve">Помилка розбору — очікується один trigger або один dangerous.</w:t>
+            </w:r>
+            <w:r>
+              <w:rPr>
+                <w:rtl w:val="0"/>
+              </w:rPr>
+            </w:r>
+          </w:p>
+        </w:tc>
+      </w:tr>
+      <w:tr>
+        <w:trPr>
+          <w:cantSplit w:val="0"/>
+          <w:tblHeader w:val="0"/>
+        </w:trPr>
+        <w:tc>
+          <w:tcPr>
+            <w:vAlign w:val="center"/>
+          </w:tcPr>
+          <w:p>
+            <w:pPr>
+              <w:rPr/>
+            </w:pPr>
+            <w:r>
+              <w:rPr>
+                <w:b w:val="1"/>
+                <w:bCs w:val="1"/>
+                <w:sz w:val="18"/>
+                <w:szCs w:val="18"/>
+                <w:rtl w:val="0"/>
+              </w:rPr>
               <w:t xml:space="preserve">Два connector_mama в одному слоті</w:t>
             </w:r>
             <w:r>
@@ -3431,6 +3724,17 @@
         <w:t xml:space="preserve">☐ Позиція trigger перевірена: кулька стоїть у видимому, зручному для кліку місці.</w:t>
       </w:r>
     </w:p>
+    <w:p w14:paraId="000000A6B">
+      <w:pPr>
+        <w:rPr/>
+      </w:pPr>
+      <w:r>
+        <w:rPr>
+          <w:rtl w:val="0"/>
+        </w:rPr>
+        <w:t xml:space="preserve">☐ Якщо слот може лишатися порожнім — у slot доданий власний trigger (позиція перевірена окремо від trigger дочірньої моделі).</w:t>
+      </w:r>
+    </w:p>
     <w:p>
       <w:pPr>
         <w:rPr/>
@@ -3506,11 +3810,11 @@
         <w:br w:type="textWrapping"/>
         <w:t xml:space="preserve">    └── slot</w:t>
         <w:br w:type="textWrapping"/>
-        <w:t xml:space="preserve">        └── connector_mama (рівно один)</w:t>
-        <w:br w:type="textWrapping"/>
-        <w:t xml:space="preserve">            │</w:t>
-        <w:br w:type="textWrapping"/>
-        <w:t xml:space="preserve">            └── список дозволених моделей → задається в адмінці</w:t>
+        <w:t xml:space="preserve">        ├── connector_mama (рівно один)</w:t>
+        <w:br w:type="textWrapping"/>
+        <w:t xml:space="preserve">        ├── trigger (опційно — дефолт, поки слот порожній)</w:t>
+        <w:br w:type="textWrapping"/>
+        <w:t xml:space="preserve">        └── список дозволених моделей → задається в адмінці</w:t>
         <w:br w:type="textWrapping"/>
         <w:t xml:space="preserve">                │</w:t>
         <w:br w:type="textWrapping"/>
